--- a/offering/docx/index.docx
+++ b/offering/docx/index.docx
@@ -55,6 +55,97 @@
           <w:sz w:val="20"/>
         </w:rPr>
         <w:t>Red Hat &amp; Intel 10월/11월 행사 부스 전시 Pilot Solution, 기업 문서 파이프라인 및 코딩 에이전트 통합 제안</w:t>
+      </w:r>
+    </w:p>
+    <w:p>
+      <w:pPr>
+        <w:spacing w:before="80" w:after="80"/>
+      </w:pPr>
+      <w:r>
+        <w:rPr>
+          <w:rFonts w:ascii="맑은 고딕" w:hAnsi="맑은 고딕"/>
+          <w:color w:val="000000"/>
+          <w:sz w:val="20"/>
+        </w:rPr>
+        <w:br/>
+        <w:t xml:space="preserve">          • </w:t>
+      </w:r>
+      <w:r>
+        <w:rPr>
+          <w:rFonts w:ascii="맑은 고딕" w:hAnsi="맑은 고딕"/>
+          <w:b/>
+          <w:color w:val="000000"/>
+          <w:sz w:val="20"/>
+        </w:rPr>
+        <w:t>엔비디아 AI 팩토리 5계층</w:t>
+      </w:r>
+      <w:r>
+        <w:rPr>
+          <w:rFonts w:ascii="맑은 고딕" w:hAnsi="맑은 고딕"/>
+          <w:color w:val="000000"/>
+          <w:sz w:val="20"/>
+        </w:rPr>
+        <w:t>: DGX SuperPOD / Spectrum-X / DGX OS / Run:ai / NVAIE / NIM / NeMo Framework 심층 해부</w:t>
+      </w:r>
+      <w:r>
+        <w:br/>
+      </w:r>
+      <w:r>
+        <w:rPr>
+          <w:rFonts w:ascii="맑은 고딕" w:hAnsi="맑은 고딕"/>
+          <w:color w:val="000000"/>
+          <w:sz w:val="20"/>
+        </w:rPr>
+        <w:br/>
+        <w:t xml:space="preserve">          • </w:t>
+      </w:r>
+      <w:r>
+        <w:rPr>
+          <w:rFonts w:ascii="맑은 고딕" w:hAnsi="맑은 고딕"/>
+          <w:b/>
+          <w:color w:val="000000"/>
+          <w:sz w:val="20"/>
+        </w:rPr>
+        <w:t>MZC 소버린 7-Layer AI</w:t>
+      </w:r>
+      <w:r>
+        <w:rPr>
+          <w:rFonts w:ascii="맑은 고딕" w:hAnsi="맑은 고딕"/>
+          <w:color w:val="000000"/>
+          <w:sz w:val="20"/>
+        </w:rPr>
+        <w:t>: Nutanix NCI(무상 AHV) + NKP / Red Hat OpenShift AI / Databricks / Zero-Trust 완전 폐쇄망(Air-Gap)</w:t>
+      </w:r>
+      <w:r>
+        <w:br/>
+      </w:r>
+      <w:r>
+        <w:rPr>
+          <w:rFonts w:ascii="맑은 고딕" w:hAnsi="맑은 고딕"/>
+          <w:color w:val="000000"/>
+          <w:sz w:val="20"/>
+        </w:rPr>
+        <w:br/>
+        <w:t xml:space="preserve">          • </w:t>
+      </w:r>
+      <w:r>
+        <w:rPr>
+          <w:rFonts w:ascii="맑은 고딕" w:hAnsi="맑은 고딕"/>
+          <w:b/>
+          <w:color w:val="000000"/>
+          <w:sz w:val="20"/>
+        </w:rPr>
+        <w:t>7대 핵심 레이어 1:1 정밀 비교 &amp; TCO 최적화</w:t>
+      </w:r>
+      <w:r>
+        <w:rPr>
+          <w:rFonts w:ascii="맑은 고딕" w:hAnsi="맑은 고딕"/>
+          <w:color w:val="000000"/>
+          <w:sz w:val="20"/>
+        </w:rPr>
+        <w:t>: VMware 대체, 클라우드 송환(Repatriation), 11단계 Small Start/Fast Start 로드맵</w:t>
+        <w:br/>
+        <w:t xml:space="preserve">        </w:t>
       </w:r>
     </w:p>
     <w:p>
